--- a/applications/cox-automotive-digital-marketing-specialist-i/resume.docx
+++ b/applications/cox-automotive-digital-marketing-specialist-i/resume.docx
@@ -441,108 +441,6 @@
           <w:color w:val="1A1A1A"/>
           <w:sz w:val="21"/>
         </w:rPr>
-        <w:t>Account Executive / Sales Operations</w:t>
-      </w:r>
-      <w:r>
-        <w:rPr>
-          <w:rFonts w:ascii="Calibri" w:hAnsi="Calibri"/>
-          <w:b w:val="0"/>
-          <w:i w:val="0"/>
-          <w:color w:val="163A5F"/>
-          <w:sz w:val="21"/>
-        </w:rPr>
-        <w:t xml:space="preserve">  |  Fetch &amp; Funnel</w:t>
-      </w:r>
-      <w:r>
-        <w:rPr>
-          <w:rFonts w:ascii="Calibri" w:hAnsi="Calibri"/>
-          <w:b w:val="0"/>
-          <w:i w:val="0"/>
-          <w:color w:val="555555"/>
-          <w:sz w:val="18"/>
-        </w:rPr>
-        <w:tab/>
-        <w:t>Sep 2022 - Feb 2023</w:t>
-      </w:r>
-    </w:p>
-    <w:p>
-      <w:pPr>
-        <w:spacing w:after="20"/>
-      </w:pPr>
-      <w:r>
-        <w:rPr>
-          <w:rFonts w:ascii="Calibri" w:hAnsi="Calibri"/>
-          <w:b w:val="0"/>
-          <w:i/>
-          <w:color w:val="555555"/>
-          <w:sz w:val="18"/>
-        </w:rPr>
-        <w:t>Remote</w:t>
-      </w:r>
-    </w:p>
-    <w:p>
-      <w:pPr>
-        <w:spacing w:after="30"/>
-        <w:ind w:left="259" w:hanging="259"/>
-      </w:pPr>
-      <w:r>
-        <w:rPr>
-          <w:rFonts w:ascii="Calibri" w:hAnsi="Calibri"/>
-          <w:b w:val="0"/>
-          <w:i w:val="0"/>
-          <w:color w:val="163A5F"/>
-        </w:rPr>
-        <w:t xml:space="preserve">•  </w:t>
-      </w:r>
-      <w:r>
-        <w:rPr>
-          <w:rFonts w:ascii="Calibri" w:hAnsi="Calibri"/>
-          <w:b w:val="0"/>
-          <w:i w:val="0"/>
-          <w:color w:val="1A1A1A"/>
-        </w:rPr>
-        <w:t>Analyzed campaign performance data and translated results into optimization recommendations across paid media and creative.</w:t>
-      </w:r>
-    </w:p>
-    <w:p>
-      <w:pPr>
-        <w:spacing w:after="30"/>
-        <w:ind w:left="259" w:hanging="259"/>
-      </w:pPr>
-      <w:r>
-        <w:rPr>
-          <w:rFonts w:ascii="Calibri" w:hAnsi="Calibri"/>
-          <w:b w:val="0"/>
-          <w:i w:val="0"/>
-          <w:color w:val="163A5F"/>
-        </w:rPr>
-        <w:t xml:space="preserve">•  </w:t>
-      </w:r>
-      <w:r>
-        <w:rPr>
-          <w:rFonts w:ascii="Calibri" w:hAnsi="Calibri"/>
-          <w:b w:val="0"/>
-          <w:i w:val="0"/>
-          <w:color w:val="1A1A1A"/>
-        </w:rPr>
-        <w:t>Ran client accounts end to end at a performance marketing agency, covering campaign execution, performance reporting, and cross-team communication.</w:t>
-      </w:r>
-    </w:p>
-    <w:p>
-      <w:pPr>
-        <w:tabs>
-          <w:tab w:pos="10512" w:val="right"/>
-        </w:tabs>
-        <w:spacing w:before="80" w:after="20"/>
-      </w:pPr>
-      <w:r>
-        <w:rPr>
-          <w:rFonts w:ascii="Calibri" w:hAnsi="Calibri"/>
-          <w:b/>
-          <w:i w:val="0"/>
-          <w:color w:val="1A1A1A"/>
-          <w:sz w:val="21"/>
-        </w:rPr>
         <w:t>Channel Partnerships &amp; Customer Onboarding</w:t>
       </w:r>
       <w:r>
@@ -652,6 +550,108 @@
           <w:color w:val="1A1A1A"/>
         </w:rPr>
         <w:t>Advised partners on retention strategy and customer health metrics, equipping them to communicate product value to their own accounts.</w:t>
+      </w:r>
+    </w:p>
+    <w:p>
+      <w:pPr>
+        <w:tabs>
+          <w:tab w:pos="10512" w:val="right"/>
+        </w:tabs>
+        <w:spacing w:before="80" w:after="20"/>
+      </w:pPr>
+      <w:r>
+        <w:rPr>
+          <w:rFonts w:ascii="Calibri" w:hAnsi="Calibri"/>
+          <w:b/>
+          <w:i w:val="0"/>
+          <w:color w:val="1A1A1A"/>
+          <w:sz w:val="21"/>
+        </w:rPr>
+        <w:t>Account Executive / Sales Operations</w:t>
+      </w:r>
+      <w:r>
+        <w:rPr>
+          <w:rFonts w:ascii="Calibri" w:hAnsi="Calibri"/>
+          <w:b w:val="0"/>
+          <w:i w:val="0"/>
+          <w:color w:val="163A5F"/>
+          <w:sz w:val="21"/>
+        </w:rPr>
+        <w:t xml:space="preserve">  |  Fetch &amp; Funnel</w:t>
+      </w:r>
+      <w:r>
+        <w:rPr>
+          <w:rFonts w:ascii="Calibri" w:hAnsi="Calibri"/>
+          <w:b w:val="0"/>
+          <w:i w:val="0"/>
+          <w:color w:val="555555"/>
+          <w:sz w:val="18"/>
+        </w:rPr>
+        <w:tab/>
+        <w:t>Sep 2022 - Feb 2023</w:t>
+      </w:r>
+    </w:p>
+    <w:p>
+      <w:pPr>
+        <w:spacing w:after="20"/>
+      </w:pPr>
+      <w:r>
+        <w:rPr>
+          <w:rFonts w:ascii="Calibri" w:hAnsi="Calibri"/>
+          <w:b w:val="0"/>
+          <w:i/>
+          <w:color w:val="555555"/>
+          <w:sz w:val="18"/>
+        </w:rPr>
+        <w:t>Remote</w:t>
+      </w:r>
+    </w:p>
+    <w:p>
+      <w:pPr>
+        <w:spacing w:after="30"/>
+        <w:ind w:left="259" w:hanging="259"/>
+      </w:pPr>
+      <w:r>
+        <w:rPr>
+          <w:rFonts w:ascii="Calibri" w:hAnsi="Calibri"/>
+          <w:b w:val="0"/>
+          <w:i w:val="0"/>
+          <w:color w:val="163A5F"/>
+        </w:rPr>
+        <w:t xml:space="preserve">•  </w:t>
+      </w:r>
+      <w:r>
+        <w:rPr>
+          <w:rFonts w:ascii="Calibri" w:hAnsi="Calibri"/>
+          <w:b w:val="0"/>
+          <w:i w:val="0"/>
+          <w:color w:val="1A1A1A"/>
+        </w:rPr>
+        <w:t>Analyzed campaign performance data and translated results into optimization recommendations across paid media and creative.</w:t>
+      </w:r>
+    </w:p>
+    <w:p>
+      <w:pPr>
+        <w:spacing w:after="30"/>
+        <w:ind w:left="259" w:hanging="259"/>
+      </w:pPr>
+      <w:r>
+        <w:rPr>
+          <w:rFonts w:ascii="Calibri" w:hAnsi="Calibri"/>
+          <w:b w:val="0"/>
+          <w:i w:val="0"/>
+          <w:color w:val="163A5F"/>
+        </w:rPr>
+        <w:t xml:space="preserve">•  </w:t>
+      </w:r>
+      <w:r>
+        <w:rPr>
+          <w:rFonts w:ascii="Calibri" w:hAnsi="Calibri"/>
+          <w:b w:val="0"/>
+          <w:i w:val="0"/>
+          <w:color w:val="1A1A1A"/>
+        </w:rPr>
+        <w:t>Ran client accounts end to end at a performance marketing agency, covering campaign execution, performance reporting, and cross-team communication.</w:t>
       </w:r>
     </w:p>
     <w:p>
